--- a/reports/final_project_report_with_cover.docx
+++ b/reports/final_project_report_with_cover.docx
@@ -110,7 +110,7 @@
         <w:pStyle w:val="BodyText"/>
       </w:pPr>
       <w:r>
-        <w:t xml:space="preserve">Reader Name: Thomas Xuereb</w:t>
+        <w:t xml:space="preserve">Reader Name: Steven Xuereb</w:t>
       </w:r>
     </w:p>
     <w:p>
@@ -448,7 +448,7 @@
       <w:r>
         <w:drawing>
           <wp:inline>
-            <wp:extent cx="5334000" cy="272142"/>
+            <wp:extent cx="4533900" cy="231321"/>
             <wp:effectExtent b="0" l="0" r="0" t="0"/>
             <wp:docPr descr="Figure 1.1. High-level pipeline logic: Cross-source listening evidence -&gt; Alignment and uncertainty handling -&gt; Preference profiling -&gt; Candidate shaping -&gt; Deterministic scoring -&gt; Playlist assembly -&gt; Explanation and observability outputs." title="" id="21" name="Picture"/>
             <a:graphic>
@@ -469,7 +469,7 @@
                   <pic:spPr bwMode="auto">
                     <a:xfrm>
                       <a:off x="0" y="0"/>
-                      <a:ext cx="5334000" cy="272142"/>
+                      <a:ext cx="4533900" cy="231321"/>
                     </a:xfrm>
                     <a:prstGeom prst="rect">
                       <a:avLst/>
@@ -1866,7 +1866,7 @@
       <w:r>
         <w:drawing>
           <wp:inline>
-            <wp:extent cx="3505200" cy="15519400"/>
+            <wp:extent cx="4373880" cy="249117"/>
             <wp:effectExtent b="0" l="0" r="0" t="0"/>
             <wp:docPr descr="Figure 2.2. Uncertainty across recommendation stages in the reviewed literature." title="" id="40" name="Picture"/>
             <a:graphic>
@@ -1887,7 +1887,7 @@
                   <pic:spPr bwMode="auto">
                     <a:xfrm>
                       <a:off x="0" y="0"/>
-                      <a:ext cx="3505200" cy="15519400"/>
+                      <a:ext cx="4373880" cy="249117"/>
                     </a:xfrm>
                     <a:prstGeom prst="rect">
                       <a:avLst/>
@@ -3055,7 +3055,7 @@
       <w:r>
         <w:drawing>
           <wp:inline>
-            <wp:extent cx="5334000" cy="796017"/>
+            <wp:extent cx="4533900" cy="676615"/>
             <wp:effectExtent b="0" l="0" r="0" t="0"/>
             <wp:docPr descr="Figure 3.1. Deterministic pipeline architecture with stage outputs and run-level observability linkage." title="" id="51" name="Picture"/>
             <a:graphic>
@@ -3076,7 +3076,7 @@
                   <pic:spPr bwMode="auto">
                     <a:xfrm>
                       <a:off x="0" y="0"/>
-                      <a:ext cx="5334000" cy="796017"/>
+                      <a:ext cx="4533900" cy="676615"/>
                     </a:xfrm>
                     <a:prstGeom prst="rect">
                       <a:avLst/>
@@ -3372,7 +3372,7 @@
       <w:r>
         <w:drawing>
           <wp:inline>
-            <wp:extent cx="5334000" cy="4980214"/>
+            <wp:extent cx="4373880" cy="4083775"/>
             <wp:effectExtent b="0" l="0" r="0" t="0"/>
             <wp:docPr descr="Figure 3.2. Alignment evidence-handling flow with matched, ambiguous, unmatched, and invalid pathways." title="" id="57" name="Picture"/>
             <a:graphic>
@@ -3393,7 +3393,7 @@
                   <pic:spPr bwMode="auto">
                     <a:xfrm>
                       <a:off x="0" y="0"/>
-                      <a:ext cx="5334000" cy="4980214"/>
+                      <a:ext cx="4373880" cy="4083775"/>
                     </a:xfrm>
                     <a:prstGeom prst="rect">
                       <a:avLst/>
@@ -3707,7 +3707,7 @@
       <w:r>
         <w:drawing>
           <wp:inline>
-            <wp:extent cx="5334000" cy="15650418"/>
+            <wp:extent cx="4373880" cy="478393"/>
             <wp:effectExtent b="0" l="0" r="0" t="0"/>
             <wp:docPr descr="Figure 3.3. Scoring-to-assembly relationship with constraint checks, fallback recording, and observability output." title="" id="64" name="Picture"/>
             <a:graphic>
@@ -3728,7 +3728,7 @@
                   <pic:spPr bwMode="auto">
                     <a:xfrm>
                       <a:off x="0" y="0"/>
-                      <a:ext cx="5334000" cy="15650418"/>
+                      <a:ext cx="4373880" cy="478393"/>
                     </a:xfrm>
                     <a:prstGeom prst="rect">
                       <a:avLst/>
